--- a/Calendario2026/Ejercicios/4_Subredes/Ejercicio4_Subredes.docx
+++ b/Calendario2026/Ejercicios/4_Subredes/Ejercicio4_Subredes.docx
@@ -1,6 +1,6 @@
 
 <file path=word/document.xml><?xml version="1.0" encoding="utf-8"?>
-<w:document xmlns:wpc="http://schemas.microsoft.com/office/word/2010/wordprocessingCanvas" xmlns:cx="http://schemas.microsoft.com/office/drawing/2014/chartex" xmlns:cx1="http://schemas.microsoft.com/office/drawing/2015/9/8/chartex" xmlns:cx2="http://schemas.microsoft.com/office/drawing/2015/10/21/chartex" xmlns:cx3="http://schemas.microsoft.com/office/drawing/2016/5/9/chartex" xmlns:cx4="http://schemas.microsoft.com/office/drawing/2016/5/10/chartex" xmlns:cx5="http://schemas.microsoft.com/office/drawing/2016/5/11/chartex" xmlns:cx6="http://schemas.microsoft.com/office/drawing/2016/5/12/chartex" xmlns:cx7="http://schemas.microsoft.com/office/drawing/2016/5/13/chartex" xmlns:cx8="http://schemas.microsoft.com/office/drawing/2016/5/14/chartex" xmlns:mc="http://schemas.openxmlformats.org/markup-compatibility/2006" xmlns:aink="http://schemas.microsoft.com/office/drawing/2016/ink" xmlns:am3d="http://schemas.microsoft.com/office/drawing/2017/model3d" xmlns:o="urn:schemas-microsoft-com:office:office" xmlns:oel="http://schemas.microsoft.com/office/2019/extlst" xmlns:r="http://schemas.openxmlformats.org/officeDocument/2006/relationships" xmlns:m="http://schemas.openxmlformats.org/officeDocument/2006/math" xmlns:v="urn:schemas-microsoft-com:vml" xmlns:wp14="http://schemas.microsoft.com/office/word/2010/wordprocessingDrawing" xmlns:wp="http://schemas.openxmlformats.org/drawingml/2006/wordprocessingDrawing" xmlns:w10="urn:schemas-microsoft-com:office:word" xmlns:w="http://schemas.openxmlformats.org/wordprocessingml/2006/main" xmlns:w14="http://schemas.microsoft.com/office/word/2010/wordml" xmlns:w15="http://schemas.microsoft.com/office/word/2012/wordml" xmlns:w16cex="http://schemas.microsoft.com/office/word/2018/wordml/cex" xmlns:w16cid="http://schemas.microsoft.com/office/word/2016/wordml/cid" xmlns:w16="http://schemas.microsoft.com/office/word/2018/wordml" xmlns:w16sdtdh="http://schemas.microsoft.com/office/word/2020/wordml/sdtdatahash" xmlns:w16se="http://schemas.microsoft.com/office/word/2015/wordml/symex" xmlns:wpg="http://schemas.microsoft.com/office/word/2010/wordprocessingGroup" xmlns:wpi="http://schemas.microsoft.com/office/word/2010/wordprocessingInk" xmlns:wne="http://schemas.microsoft.com/office/word/2006/wordml" xmlns:wps="http://schemas.microsoft.com/office/word/2010/wordprocessingShape" mc:Ignorable="w14 w15 w16se w16cid w16 w16cex w16sdtdh wp14">
+<w:document xmlns:wpc="http://schemas.microsoft.com/office/word/2010/wordprocessingCanvas" xmlns:cx="http://schemas.microsoft.com/office/drawing/2014/chartex" xmlns:cx1="http://schemas.microsoft.com/office/drawing/2015/9/8/chartex" xmlns:cx2="http://schemas.microsoft.com/office/drawing/2015/10/21/chartex" xmlns:cx3="http://schemas.microsoft.com/office/drawing/2016/5/9/chartex" xmlns:cx4="http://schemas.microsoft.com/office/drawing/2016/5/10/chartex" xmlns:cx5="http://schemas.microsoft.com/office/drawing/2016/5/11/chartex" xmlns:cx6="http://schemas.microsoft.com/office/drawing/2016/5/12/chartex" xmlns:cx7="http://schemas.microsoft.com/office/drawing/2016/5/13/chartex" xmlns:cx8="http://schemas.microsoft.com/office/drawing/2016/5/14/chartex" xmlns:mc="http://schemas.openxmlformats.org/markup-compatibility/2006" xmlns:aink="http://schemas.microsoft.com/office/drawing/2016/ink" xmlns:am3d="http://schemas.microsoft.com/office/drawing/2017/model3d" xmlns:o="urn:schemas-microsoft-com:office:office" xmlns:oel="http://schemas.microsoft.com/office/2019/extlst" xmlns:r="http://schemas.openxmlformats.org/officeDocument/2006/relationships" xmlns:m="http://schemas.openxmlformats.org/officeDocument/2006/math" xmlns:v="urn:schemas-microsoft-com:vml" xmlns:wp14="http://schemas.microsoft.com/office/word/2010/wordprocessingDrawing" xmlns:wp="http://schemas.openxmlformats.org/drawingml/2006/wordprocessingDrawing" xmlns:w10="urn:schemas-microsoft-com:office:word" xmlns:w="http://schemas.openxmlformats.org/wordprocessingml/2006/main" xmlns:w14="http://schemas.microsoft.com/office/word/2010/wordml" xmlns:w15="http://schemas.microsoft.com/office/word/2012/wordml" xmlns:w16cex="http://schemas.microsoft.com/office/word/2018/wordml/cex" xmlns:w16cid="http://schemas.microsoft.com/office/word/2016/wordml/cid" xmlns:w16="http://schemas.microsoft.com/office/word/2018/wordml" xmlns:w16du="http://schemas.microsoft.com/office/word/2023/wordml/word16du" xmlns:w16sdtdh="http://schemas.microsoft.com/office/word/2020/wordml/sdtdatahash" xmlns:w16sdtfl="http://schemas.microsoft.com/office/word/2024/wordml/sdtformatlock" xmlns:w16se="http://schemas.microsoft.com/office/word/2015/wordml/symex" xmlns:wpg="http://schemas.microsoft.com/office/word/2010/wordprocessingGroup" xmlns:wpi="http://schemas.microsoft.com/office/word/2010/wordprocessingInk" xmlns:wne="http://schemas.microsoft.com/office/word/2006/wordml" xmlns:wps="http://schemas.microsoft.com/office/word/2010/wordprocessingShape" mc:Ignorable="w14 w15 w16se w16cid w16 w16cex w16sdtdh w16sdtfl w16du wp14">
   <w:body>
     <w:p>
       <w:pPr>
@@ -169,7 +169,7 @@
                                     </pic:cNvPicPr>
                                   </pic:nvPicPr>
                                   <pic:blipFill>
-                                    <a:blip r:embed="rId8">
+                                    <a:blip r:embed="rId7">
                                       <a:extLst>
                                         <a:ext uri="{28A0092B-C50C-407E-A947-70E740481C1C}">
                                           <a14:useLocalDpi xmlns:a14="http://schemas.microsoft.com/office/drawing/2010/main" val="0"/>
@@ -409,7 +409,7 @@
                     </pic:cNvPicPr>
                   </pic:nvPicPr>
                   <pic:blipFill>
-                    <a:blip r:embed="rId9" cstate="print"/>
+                    <a:blip r:embed="rId8" cstate="print"/>
                     <a:srcRect/>
                     <a:stretch>
                       <a:fillRect/>
@@ -525,7 +525,7 @@
         <w:t>decimal</w:t>
       </w:r>
       <w:r>
-        <w:t xml:space="preserve">? _________________________ </w:t>
+        <w:t xml:space="preserve">? ________________________ </w:t>
       </w:r>
     </w:p>
     <w:p>
@@ -981,6 +981,7 @@
           <w:p>
             <w:pPr>
               <w:pStyle w:val="TableText"/>
+              <w:jc w:val="center"/>
               <w:rPr>
                 <w:rStyle w:val="AnswerGray"/>
               </w:rPr>
@@ -995,6 +996,7 @@
           <w:p>
             <w:pPr>
               <w:pStyle w:val="TableText"/>
+              <w:jc w:val="center"/>
               <w:rPr>
                 <w:rStyle w:val="AnswerGray"/>
               </w:rPr>
@@ -1009,6 +1011,7 @@
           <w:p>
             <w:pPr>
               <w:pStyle w:val="TableText"/>
+              <w:jc w:val="center"/>
               <w:rPr>
                 <w:rStyle w:val="AnswerGray"/>
               </w:rPr>
@@ -1023,6 +1026,7 @@
           <w:p>
             <w:pPr>
               <w:pStyle w:val="TableText"/>
+              <w:jc w:val="center"/>
               <w:rPr>
                 <w:rStyle w:val="AnswerGray"/>
               </w:rPr>
@@ -1059,6 +1063,7 @@
           <w:p>
             <w:pPr>
               <w:pStyle w:val="TableText"/>
+              <w:jc w:val="center"/>
               <w:rPr>
                 <w:rStyle w:val="AnswerGray"/>
               </w:rPr>
@@ -1073,6 +1078,7 @@
           <w:p>
             <w:pPr>
               <w:pStyle w:val="TableText"/>
+              <w:jc w:val="center"/>
               <w:rPr>
                 <w:rStyle w:val="AnswerGray"/>
               </w:rPr>
@@ -1087,6 +1093,7 @@
           <w:p>
             <w:pPr>
               <w:pStyle w:val="TableText"/>
+              <w:jc w:val="center"/>
               <w:rPr>
                 <w:rStyle w:val="AnswerGray"/>
               </w:rPr>
@@ -1101,6 +1108,7 @@
           <w:p>
             <w:pPr>
               <w:pStyle w:val="TableText"/>
+              <w:jc w:val="center"/>
               <w:rPr>
                 <w:rStyle w:val="AnswerGray"/>
               </w:rPr>
@@ -1319,7 +1327,7 @@
                     </pic:cNvPicPr>
                   </pic:nvPicPr>
                   <pic:blipFill>
-                    <a:blip r:embed="rId10" cstate="print"/>
+                    <a:blip r:embed="rId9" cstate="print"/>
                     <a:srcRect/>
                     <a:stretch>
                       <a:fillRect/>
@@ -1407,7 +1415,7 @@
         <w:t>¿Cuántas direcciones de host utilizables por subred hay en este esquema de direccionamiento?</w:t>
       </w:r>
       <w:r>
-        <w:t xml:space="preserve"> ______ </w:t>
+        <w:t xml:space="preserve"> _____ </w:t>
       </w:r>
     </w:p>
     <w:p>
@@ -1423,7 +1431,7 @@
         <w:t>¿Cuál es la nueva máscara de subred en decimal</w:t>
       </w:r>
       <w:r>
-        <w:t xml:space="preserve">? _________________________ </w:t>
+        <w:t xml:space="preserve">? __________________ </w:t>
       </w:r>
     </w:p>
     <w:p>
@@ -1874,6 +1882,7 @@
           <w:p>
             <w:pPr>
               <w:pStyle w:val="TableText"/>
+              <w:jc w:val="center"/>
               <w:rPr>
                 <w:rStyle w:val="AnswerGray"/>
               </w:rPr>
@@ -1888,6 +1897,7 @@
           <w:p>
             <w:pPr>
               <w:pStyle w:val="TableText"/>
+              <w:jc w:val="center"/>
               <w:rPr>
                 <w:rStyle w:val="AnswerGray"/>
               </w:rPr>
@@ -1902,6 +1912,7 @@
           <w:p>
             <w:pPr>
               <w:pStyle w:val="TableText"/>
+              <w:jc w:val="center"/>
               <w:rPr>
                 <w:rStyle w:val="AnswerGray"/>
               </w:rPr>
@@ -1916,9 +1927,7 @@
           <w:p>
             <w:pPr>
               <w:pStyle w:val="TableText"/>
-              <w:rPr>
-                <w:rStyle w:val="AnswerGray"/>
-              </w:rPr>
+              <w:jc w:val="center"/>
             </w:pPr>
           </w:p>
         </w:tc>
@@ -1952,6 +1961,7 @@
           <w:p>
             <w:pPr>
               <w:pStyle w:val="TableText"/>
+              <w:jc w:val="center"/>
               <w:rPr>
                 <w:rStyle w:val="AnswerGray"/>
               </w:rPr>
@@ -1966,6 +1976,7 @@
           <w:p>
             <w:pPr>
               <w:pStyle w:val="TableText"/>
+              <w:jc w:val="center"/>
               <w:rPr>
                 <w:rStyle w:val="AnswerGray"/>
               </w:rPr>
@@ -1980,6 +1991,7 @@
           <w:p>
             <w:pPr>
               <w:pStyle w:val="TableText"/>
+              <w:jc w:val="center"/>
               <w:rPr>
                 <w:rStyle w:val="AnswerGray"/>
               </w:rPr>
@@ -1994,9 +2006,7 @@
           <w:p>
             <w:pPr>
               <w:pStyle w:val="TableText"/>
-              <w:rPr>
-                <w:rStyle w:val="AnswerGray"/>
-              </w:rPr>
+              <w:jc w:val="center"/>
             </w:pPr>
           </w:p>
         </w:tc>
@@ -2167,7 +2177,7 @@
       </w:pPr>
     </w:p>
     <w:sectPr>
-      <w:footerReference w:type="default" r:id="rId11"/>
+      <w:footerReference w:type="default" r:id="rId10"/>
       <w:pgSz w:w="12240" w:h="15840"/>
       <w:pgMar w:top="993" w:right="1080" w:bottom="1440" w:left="1080" w:header="720" w:footer="720" w:gutter="0"/>
       <w:cols w:space="720"/>
@@ -2178,7 +2188,7 @@
 </file>
 
 <file path=word/endnotes.xml><?xml version="1.0" encoding="utf-8"?>
-<w:endnotes xmlns:wpc="http://schemas.microsoft.com/office/word/2010/wordprocessingCanvas" xmlns:cx="http://schemas.microsoft.com/office/drawing/2014/chartex" xmlns:cx1="http://schemas.microsoft.com/office/drawing/2015/9/8/chartex" xmlns:cx2="http://schemas.microsoft.com/office/drawing/2015/10/21/chartex" xmlns:cx3="http://schemas.microsoft.com/office/drawing/2016/5/9/chartex" xmlns:cx4="http://schemas.microsoft.com/office/drawing/2016/5/10/chartex" xmlns:cx5="http://schemas.microsoft.com/office/drawing/2016/5/11/chartex" xmlns:cx6="http://schemas.microsoft.com/office/drawing/2016/5/12/chartex" xmlns:cx7="http://schemas.microsoft.com/office/drawing/2016/5/13/chartex" xmlns:cx8="http://schemas.microsoft.com/office/drawing/2016/5/14/chartex" xmlns:mc="http://schemas.openxmlformats.org/markup-compatibility/2006" xmlns:aink="http://schemas.microsoft.com/office/drawing/2016/ink" xmlns:am3d="http://schemas.microsoft.com/office/drawing/2017/model3d" xmlns:o="urn:schemas-microsoft-com:office:office" xmlns:oel="http://schemas.microsoft.com/office/2019/extlst" xmlns:r="http://schemas.openxmlformats.org/officeDocument/2006/relationships" xmlns:m="http://schemas.openxmlformats.org/officeDocument/2006/math" xmlns:v="urn:schemas-microsoft-com:vml" xmlns:wp14="http://schemas.microsoft.com/office/word/2010/wordprocessingDrawing" xmlns:wp="http://schemas.openxmlformats.org/drawingml/2006/wordprocessingDrawing" xmlns:w10="urn:schemas-microsoft-com:office:word" xmlns:w="http://schemas.openxmlformats.org/wordprocessingml/2006/main" xmlns:w14="http://schemas.microsoft.com/office/word/2010/wordml" xmlns:w15="http://schemas.microsoft.com/office/word/2012/wordml" xmlns:w16cex="http://schemas.microsoft.com/office/word/2018/wordml/cex" xmlns:w16cid="http://schemas.microsoft.com/office/word/2016/wordml/cid" xmlns:w16="http://schemas.microsoft.com/office/word/2018/wordml" xmlns:w16sdtdh="http://schemas.microsoft.com/office/word/2020/wordml/sdtdatahash" xmlns:w16se="http://schemas.microsoft.com/office/word/2015/wordml/symex" xmlns:wpg="http://schemas.microsoft.com/office/word/2010/wordprocessingGroup" xmlns:wpi="http://schemas.microsoft.com/office/word/2010/wordprocessingInk" xmlns:wne="http://schemas.microsoft.com/office/word/2006/wordml" xmlns:wps="http://schemas.microsoft.com/office/word/2010/wordprocessingShape" mc:Ignorable="w14 w15 w16se w16cid w16 w16cex w16sdtdh wp14">
+<w:endnotes xmlns:wpc="http://schemas.microsoft.com/office/word/2010/wordprocessingCanvas" xmlns:cx="http://schemas.microsoft.com/office/drawing/2014/chartex" xmlns:cx1="http://schemas.microsoft.com/office/drawing/2015/9/8/chartex" xmlns:cx2="http://schemas.microsoft.com/office/drawing/2015/10/21/chartex" xmlns:cx3="http://schemas.microsoft.com/office/drawing/2016/5/9/chartex" xmlns:cx4="http://schemas.microsoft.com/office/drawing/2016/5/10/chartex" xmlns:cx5="http://schemas.microsoft.com/office/drawing/2016/5/11/chartex" xmlns:cx6="http://schemas.microsoft.com/office/drawing/2016/5/12/chartex" xmlns:cx7="http://schemas.microsoft.com/office/drawing/2016/5/13/chartex" xmlns:cx8="http://schemas.microsoft.com/office/drawing/2016/5/14/chartex" xmlns:mc="http://schemas.openxmlformats.org/markup-compatibility/2006" xmlns:aink="http://schemas.microsoft.com/office/drawing/2016/ink" xmlns:am3d="http://schemas.microsoft.com/office/drawing/2017/model3d" xmlns:o="urn:schemas-microsoft-com:office:office" xmlns:oel="http://schemas.microsoft.com/office/2019/extlst" xmlns:r="http://schemas.openxmlformats.org/officeDocument/2006/relationships" xmlns:m="http://schemas.openxmlformats.org/officeDocument/2006/math" xmlns:v="urn:schemas-microsoft-com:vml" xmlns:wp14="http://schemas.microsoft.com/office/word/2010/wordprocessingDrawing" xmlns:wp="http://schemas.openxmlformats.org/drawingml/2006/wordprocessingDrawing" xmlns:w10="urn:schemas-microsoft-com:office:word" xmlns:w="http://schemas.openxmlformats.org/wordprocessingml/2006/main" xmlns:w14="http://schemas.microsoft.com/office/word/2010/wordml" xmlns:w15="http://schemas.microsoft.com/office/word/2012/wordml" xmlns:w16cex="http://schemas.microsoft.com/office/word/2018/wordml/cex" xmlns:w16cid="http://schemas.microsoft.com/office/word/2016/wordml/cid" xmlns:w16="http://schemas.microsoft.com/office/word/2018/wordml" xmlns:w16du="http://schemas.microsoft.com/office/word/2023/wordml/word16du" xmlns:w16sdtdh="http://schemas.microsoft.com/office/word/2020/wordml/sdtdatahash" xmlns:w16sdtfl="http://schemas.microsoft.com/office/word/2024/wordml/sdtformatlock" xmlns:w16se="http://schemas.microsoft.com/office/word/2015/wordml/symex" xmlns:wpg="http://schemas.microsoft.com/office/word/2010/wordprocessingGroup" xmlns:wpi="http://schemas.microsoft.com/office/word/2010/wordprocessingInk" xmlns:wne="http://schemas.microsoft.com/office/word/2006/wordml" xmlns:wps="http://schemas.microsoft.com/office/word/2010/wordprocessingShape" mc:Ignorable="w14 w15 w16se w16cid w16 w16cex w16sdtdh w16sdtfl w16du wp14">
   <w:endnote w:type="separator" w:id="-1">
     <w:p>
       <w:r>
@@ -2197,10 +2207,10 @@
 </file>
 
 <file path=word/footer1.xml><?xml version="1.0" encoding="utf-8"?>
-<w:ftr xmlns:wpc="http://schemas.microsoft.com/office/word/2010/wordprocessingCanvas" xmlns:cx="http://schemas.microsoft.com/office/drawing/2014/chartex" xmlns:cx1="http://schemas.microsoft.com/office/drawing/2015/9/8/chartex" xmlns:cx2="http://schemas.microsoft.com/office/drawing/2015/10/21/chartex" xmlns:cx3="http://schemas.microsoft.com/office/drawing/2016/5/9/chartex" xmlns:cx4="http://schemas.microsoft.com/office/drawing/2016/5/10/chartex" xmlns:cx5="http://schemas.microsoft.com/office/drawing/2016/5/11/chartex" xmlns:cx6="http://schemas.microsoft.com/office/drawing/2016/5/12/chartex" xmlns:cx7="http://schemas.microsoft.com/office/drawing/2016/5/13/chartex" xmlns:cx8="http://schemas.microsoft.com/office/drawing/2016/5/14/chartex" xmlns:mc="http://schemas.openxmlformats.org/markup-compatibility/2006" xmlns:aink="http://schemas.microsoft.com/office/drawing/2016/ink" xmlns:am3d="http://schemas.microsoft.com/office/drawing/2017/model3d" xmlns:o="urn:schemas-microsoft-com:office:office" xmlns:oel="http://schemas.microsoft.com/office/2019/extlst" xmlns:r="http://schemas.openxmlformats.org/officeDocument/2006/relationships" xmlns:m="http://schemas.openxmlformats.org/officeDocument/2006/math" xmlns:v="urn:schemas-microsoft-com:vml" xmlns:wp14="http://schemas.microsoft.com/office/word/2010/wordprocessingDrawing" xmlns:wp="http://schemas.openxmlformats.org/drawingml/2006/wordprocessingDrawing" xmlns:w10="urn:schemas-microsoft-com:office:word" xmlns:w="http://schemas.openxmlformats.org/wordprocessingml/2006/main" xmlns:w14="http://schemas.microsoft.com/office/word/2010/wordml" xmlns:w15="http://schemas.microsoft.com/office/word/2012/wordml" xmlns:w16cex="http://schemas.microsoft.com/office/word/2018/wordml/cex" xmlns:w16cid="http://schemas.microsoft.com/office/word/2016/wordml/cid" xmlns:w16="http://schemas.microsoft.com/office/word/2018/wordml" xmlns:w16sdtdh="http://schemas.microsoft.com/office/word/2020/wordml/sdtdatahash" xmlns:w16se="http://schemas.microsoft.com/office/word/2015/wordml/symex" xmlns:wpg="http://schemas.microsoft.com/office/word/2010/wordprocessingGroup" xmlns:wpi="http://schemas.microsoft.com/office/word/2010/wordprocessingInk" xmlns:wne="http://schemas.microsoft.com/office/word/2006/wordml" xmlns:wps="http://schemas.microsoft.com/office/word/2010/wordprocessingShape" mc:Ignorable="w14 w15 w16se w16cid w16 w16cex w16sdtdh wp14">
+<w:ftr xmlns:wpc="http://schemas.microsoft.com/office/word/2010/wordprocessingCanvas" xmlns:cx="http://schemas.microsoft.com/office/drawing/2014/chartex" xmlns:cx1="http://schemas.microsoft.com/office/drawing/2015/9/8/chartex" xmlns:cx2="http://schemas.microsoft.com/office/drawing/2015/10/21/chartex" xmlns:cx3="http://schemas.microsoft.com/office/drawing/2016/5/9/chartex" xmlns:cx4="http://schemas.microsoft.com/office/drawing/2016/5/10/chartex" xmlns:cx5="http://schemas.microsoft.com/office/drawing/2016/5/11/chartex" xmlns:cx6="http://schemas.microsoft.com/office/drawing/2016/5/12/chartex" xmlns:cx7="http://schemas.microsoft.com/office/drawing/2016/5/13/chartex" xmlns:cx8="http://schemas.microsoft.com/office/drawing/2016/5/14/chartex" xmlns:mc="http://schemas.openxmlformats.org/markup-compatibility/2006" xmlns:aink="http://schemas.microsoft.com/office/drawing/2016/ink" xmlns:am3d="http://schemas.microsoft.com/office/drawing/2017/model3d" xmlns:o="urn:schemas-microsoft-com:office:office" xmlns:oel="http://schemas.microsoft.com/office/2019/extlst" xmlns:r="http://schemas.openxmlformats.org/officeDocument/2006/relationships" xmlns:m="http://schemas.openxmlformats.org/officeDocument/2006/math" xmlns:v="urn:schemas-microsoft-com:vml" xmlns:wp14="http://schemas.microsoft.com/office/word/2010/wordprocessingDrawing" xmlns:wp="http://schemas.openxmlformats.org/drawingml/2006/wordprocessingDrawing" xmlns:w10="urn:schemas-microsoft-com:office:word" xmlns:w="http://schemas.openxmlformats.org/wordprocessingml/2006/main" xmlns:w14="http://schemas.microsoft.com/office/word/2010/wordml" xmlns:w15="http://schemas.microsoft.com/office/word/2012/wordml" xmlns:w16cex="http://schemas.microsoft.com/office/word/2018/wordml/cex" xmlns:w16cid="http://schemas.microsoft.com/office/word/2016/wordml/cid" xmlns:w16="http://schemas.microsoft.com/office/word/2018/wordml" xmlns:w16du="http://schemas.microsoft.com/office/word/2023/wordml/word16du" xmlns:w16sdtdh="http://schemas.microsoft.com/office/word/2020/wordml/sdtdatahash" xmlns:w16sdtfl="http://schemas.microsoft.com/office/word/2024/wordml/sdtformatlock" xmlns:w16se="http://schemas.microsoft.com/office/word/2015/wordml/symex" xmlns:wpg="http://schemas.microsoft.com/office/word/2010/wordprocessingGroup" xmlns:wpi="http://schemas.microsoft.com/office/word/2010/wordprocessingInk" xmlns:wne="http://schemas.microsoft.com/office/word/2006/wordml" xmlns:wps="http://schemas.microsoft.com/office/word/2010/wordprocessingShape" mc:Ignorable="w14 w15 w16se w16cid w16 w16cex w16sdtdh w16sdtfl w16du wp14">
   <w:p>
     <w:pPr>
-      <w:pStyle w:val="Footer"/>
+      <w:pStyle w:val="Piedepgina"/>
       <w:tabs>
         <w:tab w:val="clear" w:pos="4419"/>
         <w:tab w:val="clear" w:pos="8838"/>
@@ -2212,32 +2222,32 @@
     </w:r>
     <w:r>
       <w:rPr>
-        <w:rStyle w:val="PageNumber"/>
+        <w:rStyle w:val="Nmerodepgina"/>
       </w:rPr>
       <w:fldChar w:fldCharType="begin"/>
     </w:r>
     <w:r>
       <w:rPr>
-        <w:rStyle w:val="PageNumber"/>
+        <w:rStyle w:val="Nmerodepgina"/>
       </w:rPr>
       <w:instrText xml:space="preserve"> PAGE </w:instrText>
     </w:r>
     <w:r>
       <w:rPr>
-        <w:rStyle w:val="PageNumber"/>
+        <w:rStyle w:val="Nmerodepgina"/>
       </w:rPr>
       <w:fldChar w:fldCharType="separate"/>
     </w:r>
     <w:r>
       <w:rPr>
-        <w:rStyle w:val="PageNumber"/>
+        <w:rStyle w:val="Nmerodepgina"/>
         <w:noProof/>
       </w:rPr>
       <w:t>1</w:t>
     </w:r>
     <w:r>
       <w:rPr>
-        <w:rStyle w:val="PageNumber"/>
+        <w:rStyle w:val="Nmerodepgina"/>
       </w:rPr>
       <w:fldChar w:fldCharType="end"/>
     </w:r>
@@ -2246,7 +2256,7 @@
 </file>
 
 <file path=word/footnotes.xml><?xml version="1.0" encoding="utf-8"?>
-<w:footnotes xmlns:wpc="http://schemas.microsoft.com/office/word/2010/wordprocessingCanvas" xmlns:cx="http://schemas.microsoft.com/office/drawing/2014/chartex" xmlns:cx1="http://schemas.microsoft.com/office/drawing/2015/9/8/chartex" xmlns:cx2="http://schemas.microsoft.com/office/drawing/2015/10/21/chartex" xmlns:cx3="http://schemas.microsoft.com/office/drawing/2016/5/9/chartex" xmlns:cx4="http://schemas.microsoft.com/office/drawing/2016/5/10/chartex" xmlns:cx5="http://schemas.microsoft.com/office/drawing/2016/5/11/chartex" xmlns:cx6="http://schemas.microsoft.com/office/drawing/2016/5/12/chartex" xmlns:cx7="http://schemas.microsoft.com/office/drawing/2016/5/13/chartex" xmlns:cx8="http://schemas.microsoft.com/office/drawing/2016/5/14/chartex" xmlns:mc="http://schemas.openxmlformats.org/markup-compatibility/2006" xmlns:aink="http://schemas.microsoft.com/office/drawing/2016/ink" xmlns:am3d="http://schemas.microsoft.com/office/drawing/2017/model3d" xmlns:o="urn:schemas-microsoft-com:office:office" xmlns:oel="http://schemas.microsoft.com/office/2019/extlst" xmlns:r="http://schemas.openxmlformats.org/officeDocument/2006/relationships" xmlns:m="http://schemas.openxmlformats.org/officeDocument/2006/math" xmlns:v="urn:schemas-microsoft-com:vml" xmlns:wp14="http://schemas.microsoft.com/office/word/2010/wordprocessingDrawing" xmlns:wp="http://schemas.openxmlformats.org/drawingml/2006/wordprocessingDrawing" xmlns:w10="urn:schemas-microsoft-com:office:word" xmlns:w="http://schemas.openxmlformats.org/wordprocessingml/2006/main" xmlns:w14="http://schemas.microsoft.com/office/word/2010/wordml" xmlns:w15="http://schemas.microsoft.com/office/word/2012/wordml" xmlns:w16cex="http://schemas.microsoft.com/office/word/2018/wordml/cex" xmlns:w16cid="http://schemas.microsoft.com/office/word/2016/wordml/cid" xmlns:w16="http://schemas.microsoft.com/office/word/2018/wordml" xmlns:w16sdtdh="http://schemas.microsoft.com/office/word/2020/wordml/sdtdatahash" xmlns:w16se="http://schemas.microsoft.com/office/word/2015/wordml/symex" xmlns:wpg="http://schemas.microsoft.com/office/word/2010/wordprocessingGroup" xmlns:wpi="http://schemas.microsoft.com/office/word/2010/wordprocessingInk" xmlns:wne="http://schemas.microsoft.com/office/word/2006/wordml" xmlns:wps="http://schemas.microsoft.com/office/word/2010/wordprocessingShape" mc:Ignorable="w14 w15 w16se w16cid w16 w16cex w16sdtdh wp14">
+<w:footnotes xmlns:wpc="http://schemas.microsoft.com/office/word/2010/wordprocessingCanvas" xmlns:cx="http://schemas.microsoft.com/office/drawing/2014/chartex" xmlns:cx1="http://schemas.microsoft.com/office/drawing/2015/9/8/chartex" xmlns:cx2="http://schemas.microsoft.com/office/drawing/2015/10/21/chartex" xmlns:cx3="http://schemas.microsoft.com/office/drawing/2016/5/9/chartex" xmlns:cx4="http://schemas.microsoft.com/office/drawing/2016/5/10/chartex" xmlns:cx5="http://schemas.microsoft.com/office/drawing/2016/5/11/chartex" xmlns:cx6="http://schemas.microsoft.com/office/drawing/2016/5/12/chartex" xmlns:cx7="http://schemas.microsoft.com/office/drawing/2016/5/13/chartex" xmlns:cx8="http://schemas.microsoft.com/office/drawing/2016/5/14/chartex" xmlns:mc="http://schemas.openxmlformats.org/markup-compatibility/2006" xmlns:aink="http://schemas.microsoft.com/office/drawing/2016/ink" xmlns:am3d="http://schemas.microsoft.com/office/drawing/2017/model3d" xmlns:o="urn:schemas-microsoft-com:office:office" xmlns:oel="http://schemas.microsoft.com/office/2019/extlst" xmlns:r="http://schemas.openxmlformats.org/officeDocument/2006/relationships" xmlns:m="http://schemas.openxmlformats.org/officeDocument/2006/math" xmlns:v="urn:schemas-microsoft-com:vml" xmlns:wp14="http://schemas.microsoft.com/office/word/2010/wordprocessingDrawing" xmlns:wp="http://schemas.openxmlformats.org/drawingml/2006/wordprocessingDrawing" xmlns:w10="urn:schemas-microsoft-com:office:word" xmlns:w="http://schemas.openxmlformats.org/wordprocessingml/2006/main" xmlns:w14="http://schemas.microsoft.com/office/word/2010/wordml" xmlns:w15="http://schemas.microsoft.com/office/word/2012/wordml" xmlns:w16cex="http://schemas.microsoft.com/office/word/2018/wordml/cex" xmlns:w16cid="http://schemas.microsoft.com/office/word/2016/wordml/cid" xmlns:w16="http://schemas.microsoft.com/office/word/2018/wordml" xmlns:w16du="http://schemas.microsoft.com/office/word/2023/wordml/word16du" xmlns:w16sdtdh="http://schemas.microsoft.com/office/word/2020/wordml/sdtdatahash" xmlns:w16sdtfl="http://schemas.microsoft.com/office/word/2024/wordml/sdtformatlock" xmlns:w16se="http://schemas.microsoft.com/office/word/2015/wordml/symex" xmlns:wpg="http://schemas.microsoft.com/office/word/2010/wordprocessingGroup" xmlns:wpi="http://schemas.microsoft.com/office/word/2010/wordprocessingInk" xmlns:wne="http://schemas.microsoft.com/office/word/2006/wordml" xmlns:wps="http://schemas.microsoft.com/office/word/2010/wordprocessingShape" mc:Ignorable="w14 w15 w16se w16cid w16 w16cex w16sdtdh w16sdtfl w16du wp14">
   <w:footnote w:type="separator" w:id="-1">
     <w:p>
       <w:r>
@@ -2265,7 +2275,7 @@
 </file>
 
 <file path=word/numbering.xml><?xml version="1.0" encoding="utf-8"?>
-<w:numbering xmlns:wpc="http://schemas.microsoft.com/office/word/2010/wordprocessingCanvas" xmlns:cx="http://schemas.microsoft.com/office/drawing/2014/chartex" xmlns:cx1="http://schemas.microsoft.com/office/drawing/2015/9/8/chartex" xmlns:cx2="http://schemas.microsoft.com/office/drawing/2015/10/21/chartex" xmlns:cx3="http://schemas.microsoft.com/office/drawing/2016/5/9/chartex" xmlns:cx4="http://schemas.microsoft.com/office/drawing/2016/5/10/chartex" xmlns:cx5="http://schemas.microsoft.com/office/drawing/2016/5/11/chartex" xmlns:cx6="http://schemas.microsoft.com/office/drawing/2016/5/12/chartex" xmlns:cx7="http://schemas.microsoft.com/office/drawing/2016/5/13/chartex" xmlns:cx8="http://schemas.microsoft.com/office/drawing/2016/5/14/chartex" xmlns:mc="http://schemas.openxmlformats.org/markup-compatibility/2006" xmlns:aink="http://schemas.microsoft.com/office/drawing/2016/ink" xmlns:am3d="http://schemas.microsoft.com/office/drawing/2017/model3d" xmlns:o="urn:schemas-microsoft-com:office:office" xmlns:oel="http://schemas.microsoft.com/office/2019/extlst" xmlns:r="http://schemas.openxmlformats.org/officeDocument/2006/relationships" xmlns:m="http://schemas.openxmlformats.org/officeDocument/2006/math" xmlns:v="urn:schemas-microsoft-com:vml" xmlns:wp14="http://schemas.microsoft.com/office/word/2010/wordprocessingDrawing" xmlns:wp="http://schemas.openxmlformats.org/drawingml/2006/wordprocessingDrawing" xmlns:w10="urn:schemas-microsoft-com:office:word" xmlns:w="http://schemas.openxmlformats.org/wordprocessingml/2006/main" xmlns:w14="http://schemas.microsoft.com/office/word/2010/wordml" xmlns:w15="http://schemas.microsoft.com/office/word/2012/wordml" xmlns:w16cex="http://schemas.microsoft.com/office/word/2018/wordml/cex" xmlns:w16cid="http://schemas.microsoft.com/office/word/2016/wordml/cid" xmlns:w16="http://schemas.microsoft.com/office/word/2018/wordml" xmlns:w16sdtdh="http://schemas.microsoft.com/office/word/2020/wordml/sdtdatahash" xmlns:w16se="http://schemas.microsoft.com/office/word/2015/wordml/symex" xmlns:wpg="http://schemas.microsoft.com/office/word/2010/wordprocessingGroup" xmlns:wpi="http://schemas.microsoft.com/office/word/2010/wordprocessingInk" xmlns:wne="http://schemas.microsoft.com/office/word/2006/wordml" xmlns:wps="http://schemas.microsoft.com/office/word/2010/wordprocessingShape" mc:Ignorable="w14 w15 w16se w16cid w16 w16cex w16sdtdh wp14">
+<w:numbering xmlns:wpc="http://schemas.microsoft.com/office/word/2010/wordprocessingCanvas" xmlns:cx="http://schemas.microsoft.com/office/drawing/2014/chartex" xmlns:cx1="http://schemas.microsoft.com/office/drawing/2015/9/8/chartex" xmlns:cx2="http://schemas.microsoft.com/office/drawing/2015/10/21/chartex" xmlns:cx3="http://schemas.microsoft.com/office/drawing/2016/5/9/chartex" xmlns:cx4="http://schemas.microsoft.com/office/drawing/2016/5/10/chartex" xmlns:cx5="http://schemas.microsoft.com/office/drawing/2016/5/11/chartex" xmlns:cx6="http://schemas.microsoft.com/office/drawing/2016/5/12/chartex" xmlns:cx7="http://schemas.microsoft.com/office/drawing/2016/5/13/chartex" xmlns:cx8="http://schemas.microsoft.com/office/drawing/2016/5/14/chartex" xmlns:mc="http://schemas.openxmlformats.org/markup-compatibility/2006" xmlns:aink="http://schemas.microsoft.com/office/drawing/2016/ink" xmlns:am3d="http://schemas.microsoft.com/office/drawing/2017/model3d" xmlns:o="urn:schemas-microsoft-com:office:office" xmlns:oel="http://schemas.microsoft.com/office/2019/extlst" xmlns:r="http://schemas.openxmlformats.org/officeDocument/2006/relationships" xmlns:m="http://schemas.openxmlformats.org/officeDocument/2006/math" xmlns:v="urn:schemas-microsoft-com:vml" xmlns:wp14="http://schemas.microsoft.com/office/word/2010/wordprocessingDrawing" xmlns:wp="http://schemas.openxmlformats.org/drawingml/2006/wordprocessingDrawing" xmlns:w10="urn:schemas-microsoft-com:office:word" xmlns:w="http://schemas.openxmlformats.org/wordprocessingml/2006/main" xmlns:w14="http://schemas.microsoft.com/office/word/2010/wordml" xmlns:w15="http://schemas.microsoft.com/office/word/2012/wordml" xmlns:w16cex="http://schemas.microsoft.com/office/word/2018/wordml/cex" xmlns:w16cid="http://schemas.microsoft.com/office/word/2016/wordml/cid" xmlns:w16="http://schemas.microsoft.com/office/word/2018/wordml" xmlns:w16du="http://schemas.microsoft.com/office/word/2023/wordml/word16du" xmlns:w16sdtdh="http://schemas.microsoft.com/office/word/2020/wordml/sdtdatahash" xmlns:w16sdtfl="http://schemas.microsoft.com/office/word/2024/wordml/sdtformatlock" xmlns:w16se="http://schemas.microsoft.com/office/word/2015/wordml/symex" xmlns:wpg="http://schemas.microsoft.com/office/word/2010/wordprocessingGroup" xmlns:wpi="http://schemas.microsoft.com/office/word/2010/wordprocessingInk" xmlns:wne="http://schemas.microsoft.com/office/word/2006/wordml" xmlns:wps="http://schemas.microsoft.com/office/word/2010/wordprocessingShape" mc:Ignorable="w14 w15 w16se w16cid w16 w16cex w16sdtdh w16sdtfl w16du wp14">
   <w:abstractNum w:abstractNumId="0" w15:restartNumberingAfterBreak="0">
     <w:nsid w:val="0140246B"/>
     <w:multiLevelType w:val="hybridMultilevel"/>
@@ -4281,7 +4291,7 @@
 </file>
 
 <file path=word/styles.xml><?xml version="1.0" encoding="utf-8"?>
-<w:styles xmlns:mc="http://schemas.openxmlformats.org/markup-compatibility/2006" xmlns:r="http://schemas.openxmlformats.org/officeDocument/2006/relationships" xmlns:w="http://schemas.openxmlformats.org/wordprocessingml/2006/main" xmlns:w14="http://schemas.microsoft.com/office/word/2010/wordml" xmlns:w15="http://schemas.microsoft.com/office/word/2012/wordml" xmlns:w16cex="http://schemas.microsoft.com/office/word/2018/wordml/cex" xmlns:w16cid="http://schemas.microsoft.com/office/word/2016/wordml/cid" xmlns:w16="http://schemas.microsoft.com/office/word/2018/wordml" xmlns:w16sdtdh="http://schemas.microsoft.com/office/word/2020/wordml/sdtdatahash" xmlns:w16se="http://schemas.microsoft.com/office/word/2015/wordml/symex" mc:Ignorable="w14 w15 w16se w16cid w16 w16cex w16sdtdh">
+<w:styles xmlns:mc="http://schemas.openxmlformats.org/markup-compatibility/2006" xmlns:r="http://schemas.openxmlformats.org/officeDocument/2006/relationships" xmlns:w="http://schemas.openxmlformats.org/wordprocessingml/2006/main" xmlns:w14="http://schemas.microsoft.com/office/word/2010/wordml" xmlns:w15="http://schemas.microsoft.com/office/word/2012/wordml" xmlns:w16cex="http://schemas.microsoft.com/office/word/2018/wordml/cex" xmlns:w16cid="http://schemas.microsoft.com/office/word/2016/wordml/cid" xmlns:w16="http://schemas.microsoft.com/office/word/2018/wordml" xmlns:w16du="http://schemas.microsoft.com/office/word/2023/wordml/word16du" xmlns:w16sdtdh="http://schemas.microsoft.com/office/word/2020/wordml/sdtdatahash" xmlns:w16sdtfl="http://schemas.microsoft.com/office/word/2024/wordml/sdtformatlock" xmlns:w16se="http://schemas.microsoft.com/office/word/2015/wordml/symex" mc:Ignorable="w14 w15 w16se w16cid w16 w16cex w16sdtdh w16sdtfl w16du">
   <w:docDefaults>
     <w:rPrDefault>
       <w:rPr>
@@ -4576,7 +4586,7 @@
     <w:name w:val="Normal"/>
     <w:qFormat/>
   </w:style>
-  <w:style w:type="paragraph" w:styleId="Heading1">
+  <w:style w:type="paragraph" w:styleId="Ttulo1">
     <w:name w:val="heading 1"/>
     <w:basedOn w:val="Normal"/>
     <w:next w:val="Normal"/>
@@ -4589,7 +4599,7 @@
       <w:sz w:val="24"/>
     </w:rPr>
   </w:style>
-  <w:style w:type="paragraph" w:styleId="Heading2">
+  <w:style w:type="paragraph" w:styleId="Ttulo2">
     <w:name w:val="heading 2"/>
     <w:basedOn w:val="Normal"/>
     <w:next w:val="Normal"/>
@@ -4603,7 +4613,7 @@
       <w:sz w:val="24"/>
     </w:rPr>
   </w:style>
-  <w:style w:type="paragraph" w:styleId="Heading3">
+  <w:style w:type="paragraph" w:styleId="Ttulo3">
     <w:name w:val="heading 3"/>
     <w:basedOn w:val="Normal"/>
     <w:next w:val="Normal"/>
@@ -4620,7 +4630,7 @@
       <w:sz w:val="24"/>
     </w:rPr>
   </w:style>
-  <w:style w:type="paragraph" w:styleId="Heading4">
+  <w:style w:type="paragraph" w:styleId="Ttulo4">
     <w:name w:val="heading 4"/>
     <w:basedOn w:val="Normal"/>
     <w:next w:val="Normal"/>
@@ -4640,7 +4650,7 @@
       <w:lang w:eastAsia="en-US"/>
     </w:rPr>
   </w:style>
-  <w:style w:type="paragraph" w:styleId="Heading5">
+  <w:style w:type="paragraph" w:styleId="Ttulo5">
     <w:name w:val="heading 5"/>
     <w:basedOn w:val="Normal"/>
     <w:next w:val="Normal"/>
@@ -4661,13 +4671,13 @@
       <w:lang w:eastAsia="en-US"/>
     </w:rPr>
   </w:style>
-  <w:style w:type="character" w:default="1" w:styleId="DefaultParagraphFont">
+  <w:style w:type="character" w:default="1" w:styleId="Fuentedeprrafopredeter">
     <w:name w:val="Default Paragraph Font"/>
     <w:uiPriority w:val="1"/>
     <w:semiHidden/>
     <w:unhideWhenUsed/>
   </w:style>
-  <w:style w:type="table" w:default="1" w:styleId="TableNormal">
+  <w:style w:type="table" w:default="1" w:styleId="Tablanormal">
     <w:name w:val="Normal Table"/>
     <w:uiPriority w:val="99"/>
     <w:semiHidden/>
@@ -4682,13 +4692,13 @@
       </w:tblCellMar>
     </w:tblPr>
   </w:style>
-  <w:style w:type="numbering" w:default="1" w:styleId="NoList">
+  <w:style w:type="numbering" w:default="1" w:styleId="Sinlista">
     <w:name w:val="No List"/>
     <w:uiPriority w:val="99"/>
     <w:semiHidden/>
     <w:unhideWhenUsed/>
   </w:style>
-  <w:style w:type="paragraph" w:styleId="Title">
+  <w:style w:type="paragraph" w:styleId="Ttulo">
     <w:name w:val="Title"/>
     <w:basedOn w:val="Normal"/>
     <w:qFormat/>
@@ -4699,7 +4709,7 @@
       <w:sz w:val="28"/>
     </w:rPr>
   </w:style>
-  <w:style w:type="paragraph" w:styleId="BodyText">
+  <w:style w:type="paragraph" w:styleId="Textoindependiente">
     <w:name w:val="Body Text"/>
     <w:basedOn w:val="Normal"/>
     <w:pPr>
@@ -4709,7 +4719,7 @@
       <w:sz w:val="24"/>
     </w:rPr>
   </w:style>
-  <w:style w:type="paragraph" w:styleId="Header">
+  <w:style w:type="paragraph" w:styleId="Encabezado">
     <w:name w:val="header"/>
     <w:basedOn w:val="Normal"/>
     <w:rsid w:val="001E461A"/>
@@ -4720,7 +4730,7 @@
       </w:tabs>
     </w:pPr>
   </w:style>
-  <w:style w:type="paragraph" w:styleId="Footer">
+  <w:style w:type="paragraph" w:styleId="Piedepgina">
     <w:name w:val="footer"/>
     <w:basedOn w:val="Normal"/>
     <w:rsid w:val="001E461A"/>
@@ -4731,12 +4741,12 @@
       </w:tabs>
     </w:pPr>
   </w:style>
-  <w:style w:type="character" w:styleId="PageNumber">
+  <w:style w:type="character" w:styleId="Nmerodepgina">
     <w:name w:val="page number"/>
-    <w:basedOn w:val="DefaultParagraphFont"/>
+    <w:basedOn w:val="Fuentedeprrafopredeter"/>
     <w:rsid w:val="001E461A"/>
   </w:style>
-  <w:style w:type="paragraph" w:styleId="ListParagraph">
+  <w:style w:type="paragraph" w:styleId="Prrafodelista">
     <w:name w:val="List Paragraph"/>
     <w:basedOn w:val="Normal"/>
     <w:uiPriority w:val="34"/>
@@ -4746,9 +4756,9 @@
       <w:ind w:left="720"/>
     </w:pPr>
   </w:style>
-  <w:style w:type="table" w:styleId="TableGrid">
+  <w:style w:type="table" w:styleId="Tablaconcuadrcula">
     <w:name w:val="Table Grid"/>
-    <w:basedOn w:val="TableNormal"/>
+    <w:basedOn w:val="Tablanormal"/>
     <w:rsid w:val="00B11827"/>
     <w:tblPr>
       <w:tblBorders>
@@ -4942,7 +4952,7 @@
   </w:style>
   <w:style w:type="paragraph" w:customStyle="1" w:styleId="PartHead">
     <w:name w:val="Part Head"/>
-    <w:basedOn w:val="ListParagraph"/>
+    <w:basedOn w:val="Prrafodelista"/>
     <w:next w:val="BodyTextL25"/>
     <w:qFormat/>
     <w:rsid w:val="00F43438"/>
@@ -5051,7 +5061,7 @@
   </w:style>
   <w:style w:type="numbering" w:customStyle="1" w:styleId="BulletList">
     <w:name w:val="Bullet_List"/>
-    <w:basedOn w:val="NoList"/>
+    <w:basedOn w:val="Sinlista"/>
     <w:uiPriority w:val="99"/>
     <w:rsid w:val="00F43438"/>
     <w:pPr>
@@ -5074,7 +5084,7 @@
   </w:style>
   <w:style w:type="numbering" w:customStyle="1" w:styleId="SectionList">
     <w:name w:val="Section_List"/>
-    <w:basedOn w:val="NoList"/>
+    <w:basedOn w:val="Sinlista"/>
     <w:uiPriority w:val="99"/>
     <w:rsid w:val="00F43438"/>
     <w:pPr>
@@ -5085,7 +5095,7 @@
   </w:style>
   <w:style w:type="numbering" w:customStyle="1" w:styleId="PartStepSubStepList">
     <w:name w:val="Part_Step_SubStep_List"/>
-    <w:basedOn w:val="NoList"/>
+    <w:basedOn w:val="Sinlista"/>
     <w:uiPriority w:val="99"/>
     <w:rsid w:val="00C72900"/>
     <w:pPr>
